--- a/Melany - IAFO/Inglés/Inglés - voluntariado Grandes ciudades y entretenimiento - adaptado.docx
+++ b/Melany - IAFO/Inglés/Inglés - voluntariado Grandes ciudades y entretenimiento - adaptado.docx
@@ -88,7 +88,7 @@
         </w:rPr>
         <w:lastRenderedPageBreak/>
         <w:drawing>
-          <wp:anchor distT="0" distB="0" distL="114300" distR="114300" simplePos="0" relativeHeight="251658240" behindDoc="0" locked="0" layoutInCell="1" allowOverlap="1" wp14:anchorId="48F44C12" wp14:editId="324E4158">
+          <wp:anchor distT="0" distB="0" distL="114300" distR="114300" simplePos="0" relativeHeight="251658240" behindDoc="0" locked="0" layoutInCell="1" allowOverlap="1" wp14:anchorId="48F44C12" wp14:editId="078B5103">
             <wp:simplePos x="0" y="0"/>
             <wp:positionH relativeFrom="column">
               <wp:posOffset>-1567815</wp:posOffset>
@@ -120,7 +120,7 @@
                         </a:ext>
                       </a:extLst>
                     </a:blip>
-                    <a:srcRect t="38940" b="33741"/>
+                    <a:srcRect l="-462" t="38619" r="462" b="34062"/>
                     <a:stretch>
                       <a:fillRect/>
                     </a:stretch>
